--- a/testdoc/04-3 作品报告（大数据应用赛，2025版）模板.docx
+++ b/testdoc/04-3 作品报告（大数据应用赛，2025版）模板.docx
@@ -122,7 +122,7 @@
           <w:sz w:val="56"/>
           <w:szCs w:val="56"/>
         </w:rPr>
-        <w:t>中国大学生计算机设计</w:t>
+        <w:t>中国大学生计算机设</w:t>
       </w:r>
     </w:p>
     <w:p>
@@ -286,6 +286,132 @@
           <w:kern w:val="0"/>
           <w:sz w:val="32"/>
           <w:szCs w:val="32"/>
+        </w:rPr>
+      </w:pPr>
+      <w:pPr>
+        <w:rPr>
+          <w:rFonts w:ascii="黑体" w:eastAsia="黑体" w:hAnsi="黑体"/>
+          <w:sz w:val="28"/>
+          <w:szCs w:val="28"/>
+        </w:rPr>
+      </w:pPr>
+      <w:pPr>
+        <w:pStyle w:val="ae"/>
+        <w:numPr>
+          <w:ilvl w:val="0"/>
+          <w:numId w:val="2"/>
+        </w:numPr>
+        <w:ind w:firstLineChars="0"/>
+        <w:rPr>
+          <w:rFonts w:ascii="华文楷体" w:eastAsia="华文楷体" w:hAnsi="华文楷体"/>
+          <w:color w:val="C0504D" w:themeColor="accent2"/>
+        </w:rPr>
+      </w:pPr>
+      <w:pPr>
+        <w:pStyle w:val="ae"/>
+        <w:numPr>
+          <w:ilvl w:val="0"/>
+          <w:numId w:val="2"/>
+        </w:numPr>
+        <w:ind w:firstLineChars="0"/>
+        <w:rPr>
+          <w:rFonts w:ascii="华文楷体" w:eastAsia="华文楷体" w:hAnsi="华文楷体"/>
+        </w:rPr>
+      </w:pPr>
+      <w:pPr>
+        <w:pStyle w:val="ae"/>
+        <w:numPr>
+          <w:ilvl w:val="0"/>
+          <w:numId w:val="2"/>
+        </w:numPr>
+        <w:ind w:firstLineChars="0"/>
+        <w:rPr>
+          <w:rFonts w:ascii="华文楷体" w:eastAsia="华文楷体" w:hAnsi="华文楷体"/>
+        </w:rPr>
+      </w:pPr>
+      <w:pPr>
+        <w:pStyle w:val="ae"/>
+        <w:numPr>
+          <w:ilvl w:val="0"/>
+          <w:numId w:val="2"/>
+        </w:numPr>
+        <w:ind w:firstLineChars="0"/>
+        <w:rPr>
+          <w:rFonts w:ascii="华文楷体" w:eastAsia="华文楷体" w:hAnsi="华文楷体"/>
+        </w:rPr>
+      </w:pPr>
+      <w:pPr>
+        <w:pStyle w:val="ae"/>
+        <w:numPr>
+          <w:ilvl w:val="0"/>
+          <w:numId w:val="2"/>
+        </w:numPr>
+        <w:ind w:firstLineChars="0"/>
+        <w:rPr>
+          <w:rFonts w:ascii="华文楷体" w:eastAsia="华文楷体" w:hAnsi="华文楷体"/>
+        </w:rPr>
+      </w:pPr>
+      <w:pPr>
+        <w:rPr>
+          <w:rFonts w:ascii="黑体" w:eastAsia="黑体" w:hAnsi="黑体"/>
+          <w:sz w:val="28"/>
+          <w:szCs w:val="28"/>
+        </w:rPr>
+      </w:pPr>
+      <w:pPr>
+        <w:pStyle w:val="ae"/>
+        <w:numPr>
+          <w:ilvl w:val="0"/>
+          <w:numId w:val="2"/>
+        </w:numPr>
+        <w:ind w:firstLineChars="0"/>
+        <w:rPr>
+          <w:rFonts w:ascii="华文楷体" w:eastAsia="华文楷体" w:hAnsi="华文楷体"/>
+          <w:color w:val="C0504D" w:themeColor="accent2"/>
+        </w:rPr>
+      </w:pPr>
+      <w:pPr>
+        <w:pStyle w:val="ae"/>
+        <w:numPr>
+          <w:ilvl w:val="0"/>
+          <w:numId w:val="2"/>
+        </w:numPr>
+        <w:ind w:firstLineChars="0"/>
+        <w:rPr>
+          <w:rFonts w:ascii="华文楷体" w:eastAsia="华文楷体" w:hAnsi="华文楷体"/>
+        </w:rPr>
+      </w:pPr>
+      <w:pPr>
+        <w:pStyle w:val="ae"/>
+        <w:numPr>
+          <w:ilvl w:val="0"/>
+          <w:numId w:val="2"/>
+        </w:numPr>
+        <w:ind w:firstLineChars="0"/>
+        <w:rPr>
+          <w:rFonts w:ascii="华文楷体" w:eastAsia="华文楷体" w:hAnsi="华文楷体"/>
+        </w:rPr>
+      </w:pPr>
+      <w:pPr>
+        <w:pStyle w:val="ae"/>
+        <w:numPr>
+          <w:ilvl w:val="0"/>
+          <w:numId w:val="2"/>
+        </w:numPr>
+        <w:ind w:firstLineChars="0"/>
+        <w:rPr>
+          <w:rFonts w:ascii="华文楷体" w:eastAsia="华文楷体" w:hAnsi="华文楷体"/>
+        </w:rPr>
+      </w:pPr>
+      <w:pPr>
+        <w:pStyle w:val="ae"/>
+        <w:numPr>
+          <w:ilvl w:val="0"/>
+          <w:numId w:val="2"/>
+        </w:numPr>
+        <w:ind w:firstLineChars="0"/>
+        <w:rPr>
+          <w:rFonts w:ascii="华文楷体" w:eastAsia="华文楷体" w:hAnsi="华文楷体"/>
         </w:rPr>
       </w:pPr>
       <w:pPr>
